--- a/شعبة الأنظمة والبرامج - مهام مفصلة.docx
+++ b/شعبة الأنظمة والبرامج - مهام مفصلة.docx
@@ -1,233 +1,389 @@
 
 <file path=word/document.xml><?xml version="1.0" encoding="utf-8"?>
-<w:document xmlns:wpc="http://schemas.microsoft.com/office/word/2010/wordprocessingCanvas" xmlns:cx="http://schemas.microsoft.com/office/drawing/2014/chartex" xmlns:cx1="http://schemas.microsoft.com/office/drawing/2015/9/8/chartex" xmlns:cx2="http://schemas.microsoft.com/office/drawing/2015/10/21/chartex" xmlns:cx3="http://schemas.microsoft.com/office/drawing/2016/5/9/chartex" xmlns:cx4="http://schemas.microsoft.com/office/drawing/2016/5/10/chartex" xmlns:cx5="http://schemas.microsoft.com/office/drawing/2016/5/11/chartex" xmlns:cx6="http://schemas.microsoft.com/office/drawing/2016/5/12/chartex" xmlns:cx7="http://schemas.microsoft.com/office/drawing/2016/5/13/chartex" xmlns:cx8="http://schemas.microsoft.com/office/drawing/2016/5/14/chartex" xmlns:mc="http://schemas.openxmlformats.org/markup-compatibility/2006" xmlns:aink="http://schemas.microsoft.com/office/drawing/2016/ink" xmlns:am3d="http://schemas.microsoft.com/office/drawing/2017/model3d" xmlns:o="urn:schemas-microsoft-com:office:office" xmlns:oel="http://schemas.microsoft.com/office/2019/extlst" xmlns:r="http://schemas.openxmlformats.org/officeDocument/2006/relationships" xmlns:m="http://schemas.openxmlformats.org/officeDocument/2006/math" xmlns:v="urn:schemas-microsoft-com:vml" xmlns:wp14="http://schemas.microsoft.com/office/word/2010/wordprocessingDrawing" xmlns:wp="http://schemas.openxmlformats.org/drawingml/2006/wordprocessingDrawing" xmlns:w10="urn:schemas-microsoft-com:office:word" xmlns:w="http://schemas.openxmlformats.org/wordprocessingml/2006/main" xmlns:w14="http://schemas.microsoft.com/office/word/2010/wordml" xmlns:w15="http://schemas.microsoft.com/office/word/2012/wordml" xmlns:w16cex="http://schemas.microsoft.com/office/word/2018/wordml/cex" xmlns:w16cid="http://schemas.microsoft.com/office/word/2016/wordml/cid" xmlns:w16="http://schemas.microsoft.com/office/word/2018/wordml" xmlns:w16du="http://schemas.microsoft.com/office/word/2023/wordml/word16du" xmlns:w16sdtdh="http://schemas.microsoft.com/office/word/2020/wordml/sdtdatahash" xmlns:w16sdtfl="http://schemas.microsoft.com/office/word/2024/wordml/sdtformatlock" xmlns:w16se="http://schemas.microsoft.com/office/word/2015/wordml/symex" xmlns:wpg="http://schemas.microsoft.com/office/word/2010/wordprocessingGroup" xmlns:wpi="http://schemas.microsoft.com/office/word/2010/wordprocessingInk" xmlns:wne="http://schemas.microsoft.com/office/word/2006/wordml" xmlns:wps="http://schemas.microsoft.com/office/word/2010/wordprocessingShape" mc:Ignorable="w14 w15 w16se w16cid w16 w16cex w16sdtdh w16sdtfl w16du wp14">
+<w:document xmlns:wpc="http://schemas.microsoft.com/office/word/2010/wordprocessingCanvas" xmlns:cx="http://schemas.microsoft.com/office/drawing/2014/chartex" xmlns:mc="http://schemas.openxmlformats.org/markup-compatibility/2006" xmlns:o="urn:schemas-microsoft-com:office:office" xmlns:r="http://schemas.openxmlformats.org/officeDocument/2006/relationships" xmlns:m="http://schemas.openxmlformats.org/officeDocument/2006/math" xmlns:v="urn:schemas-microsoft-com:vml" xmlns:wp14="http://schemas.microsoft.com/office/word/2010/wordprocessingDrawing" xmlns:wp="http://schemas.openxmlformats.org/drawingml/2006/wordprocessingDrawing" xmlns:w10="urn:schemas-microsoft-com:office:word" xmlns:w="http://schemas.openxmlformats.org/wordprocessingml/2006/main" xmlns:w14="http://schemas.microsoft.com/office/word/2010/wordml" xmlns:w15="http://schemas.microsoft.com/office/word/2012/wordml" xmlns:w16se="http://schemas.microsoft.com/office/word/2015/wordml/symex" xmlns:wpg="http://schemas.microsoft.com/office/word/2010/wordprocessingGroup" xmlns:wpi="http://schemas.microsoft.com/office/word/2010/wordprocessingInk" xmlns:wne="http://schemas.microsoft.com/office/word/2006/wordml" xmlns:wps="http://schemas.microsoft.com/office/word/2010/wordprocessingShape" mc:Ignorable="w14 w15 w16se wp14">
   <w:body>
     <w:p>
       <w:pPr>
         <w:pStyle w:val="Heading1"/>
+        <w:bidi/>
       </w:pPr>
       <w:r>
+        <w:rPr>
+          <w:rFonts w:cs="Calibri"/>
+          <w:rtl/>
+        </w:rPr>
         <w:t>شعبة</w:t>
       </w:r>
       <w:r>
         <w:t xml:space="preserve"> </w:t>
       </w:r>
       <w:r>
+        <w:rPr>
+          <w:rFonts w:cs="Calibri"/>
+          <w:rtl/>
+        </w:rPr>
         <w:t>الأنظمة</w:t>
       </w:r>
       <w:r>
         <w:t xml:space="preserve"> </w:t>
       </w:r>
       <w:r>
+        <w:rPr>
+          <w:rFonts w:cs="Calibri"/>
+          <w:rtl/>
+        </w:rPr>
         <w:t>والبرامج</w:t>
       </w:r>
     </w:p>
     <w:p>
-      <w:r>
+      <w:pPr>
+        <w:bidi/>
+      </w:pPr>
+      <w:r>
+        <w:rPr>
+          <w:rFonts w:cs="Times New Roman"/>
+          <w:rtl/>
+        </w:rPr>
         <w:t>تُعد</w:t>
       </w:r>
       <w:r>
         <w:t xml:space="preserve"> </w:t>
       </w:r>
       <w:r>
+        <w:rPr>
+          <w:rFonts w:cs="Times New Roman"/>
+          <w:rtl/>
+        </w:rPr>
         <w:t>شعبة</w:t>
       </w:r>
       <w:r>
         <w:t xml:space="preserve"> </w:t>
       </w:r>
       <w:r>
+        <w:rPr>
+          <w:rFonts w:cs="Times New Roman"/>
+          <w:rtl/>
+        </w:rPr>
         <w:t>الأنظمة</w:t>
       </w:r>
       <w:r>
         <w:t xml:space="preserve"> </w:t>
       </w:r>
       <w:r>
+        <w:rPr>
+          <w:rFonts w:cs="Times New Roman"/>
+          <w:rtl/>
+        </w:rPr>
         <w:t>والبرامج</w:t>
       </w:r>
       <w:r>
         <w:t xml:space="preserve"> </w:t>
       </w:r>
       <w:r>
+        <w:rPr>
+          <w:rFonts w:cs="Times New Roman"/>
+          <w:rtl/>
+        </w:rPr>
         <w:t>إحدى</w:t>
       </w:r>
       <w:r>
         <w:t xml:space="preserve"> </w:t>
       </w:r>
       <w:r>
+        <w:rPr>
+          <w:rFonts w:cs="Times New Roman"/>
+          <w:rtl/>
+        </w:rPr>
         <w:t>الشعب</w:t>
       </w:r>
       <w:r>
         <w:t xml:space="preserve"> </w:t>
       </w:r>
       <w:r>
+        <w:rPr>
+          <w:rFonts w:cs="Times New Roman"/>
+          <w:rtl/>
+        </w:rPr>
         <w:t>الحيوية</w:t>
       </w:r>
       <w:r>
         <w:t xml:space="preserve"> </w:t>
       </w:r>
       <w:r>
+        <w:rPr>
+          <w:rFonts w:cs="Times New Roman"/>
+          <w:rtl/>
+        </w:rPr>
         <w:t>ضمن</w:t>
       </w:r>
       <w:r>
         <w:t xml:space="preserve"> </w:t>
       </w:r>
       <w:r>
+        <w:rPr>
+          <w:rFonts w:cs="Times New Roman"/>
+          <w:rtl/>
+        </w:rPr>
         <w:t>مديرية</w:t>
       </w:r>
       <w:r>
         <w:t xml:space="preserve"> </w:t>
       </w:r>
       <w:r>
+        <w:rPr>
+          <w:rFonts w:cs="Times New Roman"/>
+          <w:rtl/>
+        </w:rPr>
         <w:t>الاتصالات</w:t>
       </w:r>
       <w:r>
         <w:t xml:space="preserve"> </w:t>
       </w:r>
       <w:r>
+        <w:rPr>
+          <w:rFonts w:cs="Times New Roman"/>
+          <w:rtl/>
+        </w:rPr>
         <w:t>والنظم</w:t>
       </w:r>
       <w:r>
         <w:t xml:space="preserve"> </w:t>
       </w:r>
       <w:r>
+        <w:rPr>
+          <w:rFonts w:cs="Times New Roman"/>
+          <w:rtl/>
+        </w:rPr>
         <w:t>المعلوماتية،</w:t>
       </w:r>
       <w:r>
         <w:t xml:space="preserve"> </w:t>
       </w:r>
       <w:r>
+        <w:rPr>
+          <w:rFonts w:cs="Times New Roman"/>
+          <w:rtl/>
+        </w:rPr>
         <w:t>وتتمثل</w:t>
       </w:r>
       <w:r>
         <w:t xml:space="preserve"> </w:t>
       </w:r>
       <w:r>
+        <w:rPr>
+          <w:rFonts w:cs="Times New Roman"/>
+          <w:rtl/>
+        </w:rPr>
         <w:t>مهامها</w:t>
       </w:r>
       <w:r>
         <w:t xml:space="preserve"> </w:t>
       </w:r>
       <w:r>
+        <w:rPr>
+          <w:rFonts w:cs="Times New Roman"/>
+          <w:rtl/>
+        </w:rPr>
         <w:t>الأساسية</w:t>
       </w:r>
       <w:r>
         <w:t xml:space="preserve"> </w:t>
       </w:r>
       <w:r>
+        <w:rPr>
+          <w:rFonts w:cs="Times New Roman"/>
+          <w:rtl/>
+        </w:rPr>
         <w:t>في</w:t>
       </w:r>
       <w:r>
         <w:t xml:space="preserve"> </w:t>
       </w:r>
       <w:r>
+        <w:rPr>
+          <w:rFonts w:cs="Times New Roman"/>
+          <w:rtl/>
+        </w:rPr>
         <w:t>بناء</w:t>
       </w:r>
       <w:r>
         <w:t xml:space="preserve"> </w:t>
       </w:r>
       <w:r>
+        <w:rPr>
+          <w:rFonts w:cs="Times New Roman"/>
+          <w:rtl/>
+        </w:rPr>
         <w:t>وتطوير</w:t>
       </w:r>
       <w:r>
         <w:t xml:space="preserve"> </w:t>
       </w:r>
       <w:r>
+        <w:rPr>
+          <w:rFonts w:cs="Times New Roman"/>
+          <w:rtl/>
+        </w:rPr>
         <w:t>الأنظمة</w:t>
       </w:r>
       <w:r>
         <w:t xml:space="preserve"> </w:t>
       </w:r>
       <w:r>
+        <w:rPr>
+          <w:rFonts w:cs="Times New Roman"/>
+          <w:rtl/>
+        </w:rPr>
         <w:t>الرقمية</w:t>
       </w:r>
       <w:r>
         <w:t xml:space="preserve"> </w:t>
       </w:r>
       <w:r>
+        <w:rPr>
+          <w:rFonts w:cs="Times New Roman"/>
+          <w:rtl/>
+        </w:rPr>
         <w:t>وتقديم</w:t>
       </w:r>
       <w:r>
         <w:t xml:space="preserve"> </w:t>
       </w:r>
       <w:r>
+        <w:rPr>
+          <w:rFonts w:cs="Times New Roman"/>
+          <w:rtl/>
+        </w:rPr>
         <w:t>الدعم</w:t>
       </w:r>
       <w:r>
         <w:t xml:space="preserve"> </w:t>
       </w:r>
       <w:r>
+        <w:rPr>
+          <w:rFonts w:cs="Times New Roman"/>
+          <w:rtl/>
+        </w:rPr>
         <w:t>الفني</w:t>
       </w:r>
       <w:r>
         <w:t xml:space="preserve"> </w:t>
       </w:r>
       <w:r>
+        <w:rPr>
+          <w:rFonts w:cs="Times New Roman"/>
+          <w:rtl/>
+        </w:rPr>
         <w:t>اللازم</w:t>
       </w:r>
       <w:r>
         <w:t xml:space="preserve"> </w:t>
       </w:r>
       <w:r>
+        <w:rPr>
+          <w:rFonts w:cs="Times New Roman"/>
+          <w:rtl/>
+        </w:rPr>
         <w:t>لضمان</w:t>
       </w:r>
       <w:r>
         <w:t xml:space="preserve"> </w:t>
       </w:r>
       <w:r>
+        <w:rPr>
+          <w:rFonts w:cs="Times New Roman"/>
+          <w:rtl/>
+        </w:rPr>
         <w:t>استمرارية</w:t>
       </w:r>
       <w:r>
         <w:t xml:space="preserve"> </w:t>
       </w:r>
       <w:r>
+        <w:rPr>
+          <w:rFonts w:cs="Times New Roman"/>
+          <w:rtl/>
+        </w:rPr>
         <w:t>وكفاءة</w:t>
       </w:r>
       <w:r>
         <w:t xml:space="preserve"> </w:t>
       </w:r>
       <w:r>
+        <w:rPr>
+          <w:rFonts w:cs="Times New Roman"/>
+          <w:rtl/>
+        </w:rPr>
         <w:t>تشغيل</w:t>
       </w:r>
       <w:r>
         <w:t xml:space="preserve"> </w:t>
       </w:r>
       <w:r>
+        <w:rPr>
+          <w:rFonts w:cs="Times New Roman"/>
+          <w:rtl/>
+        </w:rPr>
         <w:t>تلك</w:t>
       </w:r>
       <w:r>
         <w:t xml:space="preserve"> </w:t>
       </w:r>
       <w:r>
+        <w:rPr>
+          <w:rFonts w:cs="Times New Roman"/>
+          <w:rtl/>
+        </w:rPr>
         <w:t>الأنظمة</w:t>
       </w:r>
       <w:r>
         <w:t xml:space="preserve">. </w:t>
       </w:r>
       <w:r>
+        <w:rPr>
+          <w:rFonts w:cs="Times New Roman"/>
+          <w:rtl/>
+        </w:rPr>
         <w:t>وتشمل</w:t>
       </w:r>
       <w:r>
         <w:t xml:space="preserve"> </w:t>
       </w:r>
       <w:r>
+        <w:rPr>
+          <w:rFonts w:cs="Times New Roman"/>
+          <w:rtl/>
+        </w:rPr>
         <w:t>مهام</w:t>
       </w:r>
       <w:r>
         <w:t xml:space="preserve"> </w:t>
       </w:r>
       <w:r>
+        <w:rPr>
+          <w:rFonts w:cs="Times New Roman"/>
+          <w:rtl/>
+        </w:rPr>
         <w:t>الشعبة</w:t>
       </w:r>
       <w:r>
         <w:t xml:space="preserve"> </w:t>
       </w:r>
       <w:r>
+        <w:rPr>
+          <w:rFonts w:cs="Times New Roman"/>
+          <w:rtl/>
+        </w:rPr>
         <w:t>ما</w:t>
       </w:r>
       <w:r>
         <w:t xml:space="preserve"> </w:t>
       </w:r>
       <w:r>
+        <w:rPr>
+          <w:rFonts w:cs="Times New Roman"/>
+          <w:rtl/>
+        </w:rPr>
         <w:t>يلي</w:t>
       </w:r>
       <w:r>
@@ -237,106 +393,176 @@
     <w:p>
       <w:pPr>
         <w:pStyle w:val="Heading2"/>
+        <w:bidi/>
       </w:pPr>
       <w:r>
+        <w:rPr>
+          <w:rFonts w:cs="Calibri"/>
+          <w:rtl/>
+        </w:rPr>
         <w:t>تصميم</w:t>
       </w:r>
       <w:r>
         <w:t xml:space="preserve"> </w:t>
       </w:r>
       <w:r>
+        <w:rPr>
+          <w:rFonts w:cs="Calibri"/>
+          <w:rtl/>
+        </w:rPr>
         <w:t>وتطوير</w:t>
       </w:r>
       <w:r>
         <w:t xml:space="preserve"> </w:t>
       </w:r>
       <w:r>
+        <w:rPr>
+          <w:rFonts w:cs="Calibri"/>
+          <w:rtl/>
+        </w:rPr>
         <w:t>الأنظمة</w:t>
       </w:r>
       <w:r>
         <w:t xml:space="preserve"> </w:t>
       </w:r>
       <w:r>
+        <w:rPr>
+          <w:rFonts w:cs="Calibri"/>
+          <w:rtl/>
+        </w:rPr>
         <w:t>والبرامج</w:t>
       </w:r>
       <w:r>
         <w:t xml:space="preserve"> </w:t>
       </w:r>
       <w:r>
+        <w:rPr>
+          <w:rFonts w:cs="Calibri"/>
+          <w:rtl/>
+        </w:rPr>
         <w:t>الإلكترونية</w:t>
       </w:r>
     </w:p>
     <w:p>
       <w:pPr>
         <w:pStyle w:val="ListBullet"/>
+        <w:bidi/>
       </w:pPr>
       <w:r>
+        <w:rPr>
+          <w:rFonts w:cs="Times New Roman"/>
+          <w:rtl/>
+        </w:rPr>
         <w:t>تحليل</w:t>
       </w:r>
       <w:r>
         <w:t xml:space="preserve"> </w:t>
       </w:r>
       <w:r>
+        <w:rPr>
+          <w:rFonts w:cs="Times New Roman"/>
+          <w:rtl/>
+        </w:rPr>
         <w:t>احتياجات</w:t>
       </w:r>
       <w:r>
         <w:t xml:space="preserve"> </w:t>
       </w:r>
       <w:r>
+        <w:rPr>
+          <w:rFonts w:cs="Times New Roman"/>
+          <w:rtl/>
+        </w:rPr>
         <w:t>الأقسام</w:t>
       </w:r>
       <w:r>
         <w:t xml:space="preserve"> </w:t>
       </w:r>
       <w:r>
+        <w:rPr>
+          <w:rFonts w:cs="Times New Roman"/>
+          <w:rtl/>
+        </w:rPr>
         <w:t>والدوائر</w:t>
       </w:r>
       <w:r>
         <w:t xml:space="preserve"> </w:t>
       </w:r>
       <w:r>
+        <w:rPr>
+          <w:rFonts w:cs="Times New Roman"/>
+          <w:rtl/>
+        </w:rPr>
         <w:t>المختلفة</w:t>
       </w:r>
       <w:r>
         <w:t xml:space="preserve"> </w:t>
       </w:r>
       <w:r>
+        <w:rPr>
+          <w:rFonts w:cs="Times New Roman"/>
+          <w:rtl/>
+        </w:rPr>
         <w:t>في</w:t>
       </w:r>
       <w:r>
         <w:t xml:space="preserve"> </w:t>
       </w:r>
       <w:r>
+        <w:rPr>
+          <w:rFonts w:cs="Times New Roman"/>
+          <w:rtl/>
+        </w:rPr>
         <w:t>الوزارة</w:t>
       </w:r>
       <w:r>
         <w:t xml:space="preserve"> </w:t>
       </w:r>
       <w:r>
+        <w:rPr>
+          <w:rFonts w:cs="Times New Roman"/>
+          <w:rtl/>
+        </w:rPr>
         <w:t>وتصميم</w:t>
       </w:r>
       <w:r>
         <w:t xml:space="preserve"> </w:t>
       </w:r>
       <w:r>
+        <w:rPr>
+          <w:rFonts w:cs="Times New Roman"/>
+          <w:rtl/>
+        </w:rPr>
         <w:t>حلول</w:t>
       </w:r>
       <w:r>
         <w:t xml:space="preserve"> </w:t>
       </w:r>
       <w:r>
+        <w:rPr>
+          <w:rFonts w:cs="Times New Roman"/>
+          <w:rtl/>
+        </w:rPr>
         <w:t>برمجية</w:t>
       </w:r>
       <w:r>
         <w:t xml:space="preserve"> </w:t>
       </w:r>
       <w:r>
+        <w:rPr>
+          <w:rFonts w:cs="Times New Roman"/>
+          <w:rtl/>
+        </w:rPr>
         <w:t>مخصصة</w:t>
       </w:r>
       <w:r>
         <w:t xml:space="preserve"> </w:t>
       </w:r>
       <w:r>
+        <w:rPr>
+          <w:rFonts w:cs="Times New Roman"/>
+          <w:rtl/>
+        </w:rPr>
         <w:t>لتلبيتها</w:t>
       </w:r>
       <w:r>
@@ -346,86 +572,143 @@
     <w:p>
       <w:pPr>
         <w:pStyle w:val="ListBullet"/>
+        <w:bidi/>
       </w:pPr>
       <w:r>
+        <w:rPr>
+          <w:rFonts w:cs="Times New Roman"/>
+          <w:rtl/>
+        </w:rPr>
         <w:t>برمجة</w:t>
       </w:r>
       <w:r>
         <w:t xml:space="preserve"> </w:t>
       </w:r>
       <w:r>
+        <w:rPr>
+          <w:rFonts w:cs="Times New Roman"/>
+          <w:rtl/>
+        </w:rPr>
         <w:t>وتطوير</w:t>
       </w:r>
       <w:r>
         <w:t xml:space="preserve"> </w:t>
       </w:r>
       <w:r>
+        <w:rPr>
+          <w:rFonts w:cs="Times New Roman"/>
+          <w:rtl/>
+        </w:rPr>
         <w:t>أنظمة</w:t>
       </w:r>
       <w:r>
         <w:t xml:space="preserve"> </w:t>
       </w:r>
       <w:r>
+        <w:rPr>
+          <w:rFonts w:cs="Times New Roman"/>
+          <w:rtl/>
+        </w:rPr>
         <w:t>إدارة</w:t>
       </w:r>
       <w:r>
         <w:t xml:space="preserve"> </w:t>
       </w:r>
       <w:r>
+        <w:rPr>
+          <w:rFonts w:cs="Times New Roman"/>
+          <w:rtl/>
+        </w:rPr>
         <w:t>قواعد</w:t>
       </w:r>
       <w:r>
         <w:t xml:space="preserve"> </w:t>
       </w:r>
       <w:r>
+        <w:rPr>
+          <w:rFonts w:cs="Times New Roman"/>
+          <w:rtl/>
+        </w:rPr>
         <w:t>البيانات،</w:t>
       </w:r>
       <w:r>
         <w:t xml:space="preserve"> </w:t>
       </w:r>
       <w:r>
+        <w:rPr>
+          <w:rFonts w:cs="Times New Roman"/>
+          <w:rtl/>
+        </w:rPr>
         <w:t>أنظمة</w:t>
       </w:r>
       <w:r>
         <w:t xml:space="preserve"> </w:t>
       </w:r>
       <w:r>
+        <w:rPr>
+          <w:rFonts w:cs="Times New Roman"/>
+          <w:rtl/>
+        </w:rPr>
         <w:t>إدارة</w:t>
       </w:r>
       <w:r>
         <w:t xml:space="preserve"> </w:t>
       </w:r>
       <w:r>
+        <w:rPr>
+          <w:rFonts w:cs="Times New Roman"/>
+          <w:rtl/>
+        </w:rPr>
         <w:t>الموارد</w:t>
       </w:r>
       <w:r>
         <w:t xml:space="preserve"> </w:t>
       </w:r>
       <w:r>
+        <w:rPr>
+          <w:rFonts w:cs="Times New Roman"/>
+          <w:rtl/>
+        </w:rPr>
         <w:t>البشرية،</w:t>
       </w:r>
       <w:r>
         <w:t xml:space="preserve"> </w:t>
       </w:r>
       <w:r>
+        <w:rPr>
+          <w:rFonts w:cs="Times New Roman"/>
+          <w:rtl/>
+        </w:rPr>
         <w:t>أنظمة</w:t>
       </w:r>
       <w:r>
         <w:t xml:space="preserve"> </w:t>
       </w:r>
       <w:r>
+        <w:rPr>
+          <w:rFonts w:cs="Times New Roman"/>
+          <w:rtl/>
+        </w:rPr>
         <w:t>التحكم</w:t>
       </w:r>
       <w:r>
         <w:t xml:space="preserve"> </w:t>
       </w:r>
       <w:r>
+        <w:rPr>
+          <w:rFonts w:cs="Times New Roman"/>
+          <w:rtl/>
+        </w:rPr>
         <w:t>والمتابعة،</w:t>
       </w:r>
       <w:r>
         <w:t xml:space="preserve"> </w:t>
       </w:r>
       <w:r>
+        <w:rPr>
+          <w:rFonts w:cs="Times New Roman"/>
+          <w:rtl/>
+        </w:rPr>
         <w:t>وغيرها</w:t>
       </w:r>
       <w:r>
@@ -435,56 +718,93 @@
     <w:p>
       <w:pPr>
         <w:pStyle w:val="ListBullet"/>
+        <w:bidi/>
       </w:pPr>
       <w:r>
+        <w:rPr>
+          <w:rFonts w:cs="Times New Roman"/>
+          <w:rtl/>
+        </w:rPr>
         <w:t>استخدام</w:t>
       </w:r>
       <w:r>
         <w:t xml:space="preserve"> </w:t>
       </w:r>
       <w:r>
+        <w:rPr>
+          <w:rFonts w:cs="Times New Roman"/>
+          <w:rtl/>
+        </w:rPr>
         <w:t>أحدث</w:t>
       </w:r>
       <w:r>
         <w:t xml:space="preserve"> </w:t>
       </w:r>
       <w:r>
+        <w:rPr>
+          <w:rFonts w:cs="Times New Roman"/>
+          <w:rtl/>
+        </w:rPr>
         <w:t>التقنيات</w:t>
       </w:r>
       <w:r>
         <w:t xml:space="preserve"> </w:t>
       </w:r>
       <w:r>
+        <w:rPr>
+          <w:rFonts w:cs="Times New Roman"/>
+          <w:rtl/>
+        </w:rPr>
         <w:t>ولغات</w:t>
       </w:r>
       <w:r>
         <w:t xml:space="preserve"> </w:t>
       </w:r>
       <w:r>
+        <w:rPr>
+          <w:rFonts w:cs="Times New Roman"/>
+          <w:rtl/>
+        </w:rPr>
         <w:t>البرمجة</w:t>
       </w:r>
       <w:r>
         <w:t xml:space="preserve"> </w:t>
       </w:r>
       <w:r>
+        <w:rPr>
+          <w:rFonts w:cs="Times New Roman"/>
+          <w:rtl/>
+        </w:rPr>
         <w:t>لبناء</w:t>
       </w:r>
       <w:r>
         <w:t xml:space="preserve"> </w:t>
       </w:r>
       <w:r>
+        <w:rPr>
+          <w:rFonts w:cs="Times New Roman"/>
+          <w:rtl/>
+        </w:rPr>
         <w:t>تطبيقات</w:t>
       </w:r>
       <w:r>
         <w:t xml:space="preserve"> </w:t>
       </w:r>
       <w:r>
+        <w:rPr>
+          <w:rFonts w:cs="Times New Roman"/>
+          <w:rtl/>
+        </w:rPr>
         <w:t>آمنة</w:t>
       </w:r>
       <w:r>
         <w:t xml:space="preserve"> </w:t>
       </w:r>
       <w:r>
+        <w:rPr>
+          <w:rFonts w:cs="Times New Roman"/>
+          <w:rtl/>
+        </w:rPr>
         <w:t>وفعالة</w:t>
       </w:r>
       <w:r>
@@ -494,100 +814,166 @@
     <w:p>
       <w:pPr>
         <w:pStyle w:val="Heading2"/>
+        <w:bidi/>
       </w:pPr>
       <w:r>
+        <w:rPr>
+          <w:rFonts w:cs="Calibri"/>
+          <w:rtl/>
+        </w:rPr>
         <w:t>تطوير</w:t>
       </w:r>
       <w:r>
         <w:t xml:space="preserve"> </w:t>
       </w:r>
       <w:r>
+        <w:rPr>
+          <w:rFonts w:cs="Calibri"/>
+          <w:rtl/>
+        </w:rPr>
         <w:t>الحلول</w:t>
       </w:r>
       <w:r>
         <w:t xml:space="preserve"> </w:t>
       </w:r>
       <w:r>
+        <w:rPr>
+          <w:rFonts w:cs="Calibri"/>
+          <w:rtl/>
+        </w:rPr>
         <w:t>البرمجية</w:t>
       </w:r>
       <w:r>
         <w:t xml:space="preserve"> </w:t>
       </w:r>
       <w:r>
+        <w:rPr>
+          <w:rFonts w:cs="Calibri"/>
+          <w:rtl/>
+        </w:rPr>
         <w:t>والرقمية</w:t>
       </w:r>
     </w:p>
     <w:p>
       <w:pPr>
         <w:pStyle w:val="ListBullet"/>
+        <w:bidi/>
       </w:pPr>
       <w:r>
+        <w:rPr>
+          <w:rFonts w:cs="Times New Roman"/>
+          <w:rtl/>
+        </w:rPr>
         <w:t>ابتكار</w:t>
       </w:r>
       <w:r>
         <w:t xml:space="preserve"> </w:t>
       </w:r>
       <w:r>
+        <w:rPr>
+          <w:rFonts w:cs="Times New Roman"/>
+          <w:rtl/>
+        </w:rPr>
         <w:t>حلول</w:t>
       </w:r>
       <w:r>
         <w:t xml:space="preserve"> </w:t>
       </w:r>
       <w:r>
+        <w:rPr>
+          <w:rFonts w:cs="Times New Roman"/>
+          <w:rtl/>
+        </w:rPr>
         <w:t>رقمية</w:t>
       </w:r>
       <w:r>
         <w:t xml:space="preserve"> </w:t>
       </w:r>
       <w:r>
+        <w:rPr>
+          <w:rFonts w:cs="Times New Roman"/>
+          <w:rtl/>
+        </w:rPr>
         <w:t>تسهم</w:t>
       </w:r>
       <w:r>
         <w:t xml:space="preserve"> </w:t>
       </w:r>
       <w:r>
+        <w:rPr>
+          <w:rFonts w:cs="Times New Roman"/>
+          <w:rtl/>
+        </w:rPr>
         <w:t>في</w:t>
       </w:r>
       <w:r>
         <w:t xml:space="preserve"> </w:t>
       </w:r>
       <w:r>
+        <w:rPr>
+          <w:rFonts w:cs="Times New Roman"/>
+          <w:rtl/>
+        </w:rPr>
         <w:t>أتمتة</w:t>
       </w:r>
       <w:r>
         <w:t xml:space="preserve"> </w:t>
       </w:r>
       <w:r>
+        <w:rPr>
+          <w:rFonts w:cs="Times New Roman"/>
+          <w:rtl/>
+        </w:rPr>
         <w:t>العمل</w:t>
       </w:r>
       <w:r>
         <w:t xml:space="preserve"> </w:t>
       </w:r>
       <w:r>
+        <w:rPr>
+          <w:rFonts w:cs="Times New Roman"/>
+          <w:rtl/>
+        </w:rPr>
         <w:t>وتقليل</w:t>
       </w:r>
       <w:r>
         <w:t xml:space="preserve"> </w:t>
       </w:r>
       <w:r>
+        <w:rPr>
+          <w:rFonts w:cs="Times New Roman"/>
+          <w:rtl/>
+        </w:rPr>
         <w:t>الاعتماد</w:t>
       </w:r>
       <w:r>
         <w:t xml:space="preserve"> </w:t>
       </w:r>
       <w:r>
+        <w:rPr>
+          <w:rFonts w:cs="Times New Roman"/>
+          <w:rtl/>
+        </w:rPr>
         <w:t>على</w:t>
       </w:r>
       <w:r>
         <w:t xml:space="preserve"> </w:t>
       </w:r>
       <w:r>
+        <w:rPr>
+          <w:rFonts w:cs="Times New Roman"/>
+          <w:rtl/>
+        </w:rPr>
         <w:t>المعاملات</w:t>
       </w:r>
       <w:r>
         <w:t xml:space="preserve"> </w:t>
       </w:r>
       <w:r>
+        <w:rPr>
+          <w:rFonts w:cs="Times New Roman"/>
+          <w:rtl/>
+        </w:rPr>
         <w:t>الورقية</w:t>
       </w:r>
       <w:r>
@@ -597,50 +983,83 @@
     <w:p>
       <w:pPr>
         <w:pStyle w:val="ListBullet"/>
+        <w:bidi/>
       </w:pPr>
       <w:r>
+        <w:rPr>
+          <w:rFonts w:cs="Times New Roman"/>
+          <w:rtl/>
+        </w:rPr>
         <w:t>تطوير</w:t>
       </w:r>
       <w:r>
         <w:t xml:space="preserve"> </w:t>
       </w:r>
       <w:r>
+        <w:rPr>
+          <w:rFonts w:cs="Times New Roman"/>
+          <w:rtl/>
+        </w:rPr>
         <w:t>تطبيقات</w:t>
       </w:r>
       <w:r>
         <w:t xml:space="preserve"> </w:t>
       </w:r>
       <w:r>
+        <w:rPr>
+          <w:rFonts w:cs="Times New Roman"/>
+          <w:rtl/>
+        </w:rPr>
         <w:t>الويب</w:t>
       </w:r>
       <w:r>
         <w:t xml:space="preserve"> </w:t>
       </w:r>
       <w:r>
+        <w:rPr>
+          <w:rFonts w:cs="Times New Roman"/>
+          <w:rtl/>
+        </w:rPr>
         <w:t>والهواتف</w:t>
       </w:r>
       <w:r>
         <w:t xml:space="preserve"> </w:t>
       </w:r>
       <w:r>
+        <w:rPr>
+          <w:rFonts w:cs="Times New Roman"/>
+          <w:rtl/>
+        </w:rPr>
         <w:t>الذكية</w:t>
       </w:r>
       <w:r>
         <w:t xml:space="preserve"> </w:t>
       </w:r>
       <w:r>
+        <w:rPr>
+          <w:rFonts w:cs="Times New Roman"/>
+          <w:rtl/>
+        </w:rPr>
         <w:t>المرتبطة</w:t>
       </w:r>
       <w:r>
         <w:t xml:space="preserve"> </w:t>
       </w:r>
       <w:r>
+        <w:rPr>
+          <w:rFonts w:cs="Times New Roman"/>
+          <w:rtl/>
+        </w:rPr>
         <w:t>بأنظمة</w:t>
       </w:r>
       <w:r>
         <w:t xml:space="preserve"> </w:t>
       </w:r>
       <w:r>
+        <w:rPr>
+          <w:rFonts w:cs="Times New Roman"/>
+          <w:rtl/>
+        </w:rPr>
         <w:t>الوزارة</w:t>
       </w:r>
       <w:r>
@@ -650,56 +1069,93 @@
     <w:p>
       <w:pPr>
         <w:pStyle w:val="ListBullet"/>
+        <w:bidi/>
       </w:pPr>
       <w:r>
+        <w:rPr>
+          <w:rFonts w:cs="Times New Roman"/>
+          <w:rtl/>
+        </w:rPr>
         <w:t>تحديث</w:t>
       </w:r>
       <w:r>
         <w:t xml:space="preserve"> </w:t>
       </w:r>
       <w:r>
+        <w:rPr>
+          <w:rFonts w:cs="Times New Roman"/>
+          <w:rtl/>
+        </w:rPr>
         <w:t>الأنظمة</w:t>
       </w:r>
       <w:r>
         <w:t xml:space="preserve"> </w:t>
       </w:r>
       <w:r>
+        <w:rPr>
+          <w:rFonts w:cs="Times New Roman"/>
+          <w:rtl/>
+        </w:rPr>
         <w:t>القديمة</w:t>
       </w:r>
       <w:r>
         <w:t xml:space="preserve"> </w:t>
       </w:r>
       <w:r>
+        <w:rPr>
+          <w:rFonts w:cs="Times New Roman"/>
+          <w:rtl/>
+        </w:rPr>
         <w:t>وإعادة</w:t>
       </w:r>
       <w:r>
         <w:t xml:space="preserve"> </w:t>
       </w:r>
       <w:r>
+        <w:rPr>
+          <w:rFonts w:cs="Times New Roman"/>
+          <w:rtl/>
+        </w:rPr>
         <w:t>هندستها</w:t>
       </w:r>
       <w:r>
         <w:t xml:space="preserve"> </w:t>
       </w:r>
       <w:r>
+        <w:rPr>
+          <w:rFonts w:cs="Times New Roman"/>
+          <w:rtl/>
+        </w:rPr>
         <w:t>لتتماشى</w:t>
       </w:r>
       <w:r>
         <w:t xml:space="preserve"> </w:t>
       </w:r>
       <w:r>
+        <w:rPr>
+          <w:rFonts w:cs="Times New Roman"/>
+          <w:rtl/>
+        </w:rPr>
         <w:t>مع</w:t>
       </w:r>
       <w:r>
         <w:t xml:space="preserve"> </w:t>
       </w:r>
       <w:r>
+        <w:rPr>
+          <w:rFonts w:cs="Times New Roman"/>
+          <w:rtl/>
+        </w:rPr>
         <w:t>التطورات</w:t>
       </w:r>
       <w:r>
         <w:t xml:space="preserve"> </w:t>
       </w:r>
       <w:r>
+        <w:rPr>
+          <w:rFonts w:cs="Times New Roman"/>
+          <w:rtl/>
+        </w:rPr>
         <w:t>الحديثة</w:t>
       </w:r>
       <w:r>
@@ -709,100 +1165,166 @@
     <w:p>
       <w:pPr>
         <w:pStyle w:val="Heading2"/>
+        <w:bidi/>
       </w:pPr>
       <w:r>
+        <w:rPr>
+          <w:rFonts w:cs="Calibri"/>
+          <w:rtl/>
+        </w:rPr>
         <w:t>الدعم</w:t>
       </w:r>
       <w:r>
         <w:t xml:space="preserve"> </w:t>
       </w:r>
       <w:r>
+        <w:rPr>
+          <w:rFonts w:cs="Calibri"/>
+          <w:rtl/>
+        </w:rPr>
         <w:t>الفني</w:t>
       </w:r>
       <w:r>
         <w:t xml:space="preserve"> </w:t>
       </w:r>
       <w:r>
+        <w:rPr>
+          <w:rFonts w:cs="Calibri"/>
+          <w:rtl/>
+        </w:rPr>
         <w:t>للأنظمة</w:t>
       </w:r>
       <w:r>
         <w:t xml:space="preserve"> </w:t>
       </w:r>
       <w:r>
+        <w:rPr>
+          <w:rFonts w:cs="Calibri"/>
+          <w:rtl/>
+        </w:rPr>
         <w:t>والبرامج</w:t>
       </w:r>
     </w:p>
     <w:p>
       <w:pPr>
         <w:pStyle w:val="ListBullet"/>
+        <w:bidi/>
       </w:pPr>
       <w:r>
+        <w:rPr>
+          <w:rFonts w:cs="Times New Roman"/>
+          <w:rtl/>
+        </w:rPr>
         <w:t>متابعة</w:t>
       </w:r>
       <w:r>
         <w:t xml:space="preserve"> </w:t>
       </w:r>
       <w:r>
+        <w:rPr>
+          <w:rFonts w:cs="Times New Roman"/>
+          <w:rtl/>
+        </w:rPr>
         <w:t>الحالة</w:t>
       </w:r>
       <w:r>
         <w:t xml:space="preserve"> </w:t>
       </w:r>
       <w:r>
+        <w:rPr>
+          <w:rFonts w:cs="Times New Roman"/>
+          <w:rtl/>
+        </w:rPr>
         <w:t>التشغيلية</w:t>
       </w:r>
       <w:r>
         <w:t xml:space="preserve"> </w:t>
       </w:r>
       <w:r>
+        <w:rPr>
+          <w:rFonts w:cs="Times New Roman"/>
+          <w:rtl/>
+        </w:rPr>
         <w:t>للأنظمة</w:t>
       </w:r>
       <w:r>
         <w:t xml:space="preserve"> </w:t>
       </w:r>
       <w:r>
+        <w:rPr>
+          <w:rFonts w:cs="Times New Roman"/>
+          <w:rtl/>
+        </w:rPr>
         <w:t>ومعالجة</w:t>
       </w:r>
       <w:r>
         <w:t xml:space="preserve"> </w:t>
       </w:r>
       <w:r>
+        <w:rPr>
+          <w:rFonts w:cs="Times New Roman"/>
+          <w:rtl/>
+        </w:rPr>
         <w:t>أي</w:t>
       </w:r>
       <w:r>
         <w:t xml:space="preserve"> </w:t>
       </w:r>
       <w:r>
+        <w:rPr>
+          <w:rFonts w:cs="Times New Roman"/>
+          <w:rtl/>
+        </w:rPr>
         <w:t>أعطال</w:t>
       </w:r>
       <w:r>
         <w:t xml:space="preserve"> </w:t>
       </w:r>
       <w:r>
+        <w:rPr>
+          <w:rFonts w:cs="Times New Roman"/>
+          <w:rtl/>
+        </w:rPr>
         <w:t>فنية</w:t>
       </w:r>
       <w:r>
         <w:t xml:space="preserve"> </w:t>
       </w:r>
       <w:r>
+        <w:rPr>
+          <w:rFonts w:cs="Times New Roman"/>
+          <w:rtl/>
+        </w:rPr>
         <w:t>أو</w:t>
       </w:r>
       <w:r>
         <w:t xml:space="preserve"> </w:t>
       </w:r>
       <w:r>
+        <w:rPr>
+          <w:rFonts w:cs="Times New Roman"/>
+          <w:rtl/>
+        </w:rPr>
         <w:t>برمجية</w:t>
       </w:r>
       <w:r>
         <w:t xml:space="preserve"> </w:t>
       </w:r>
       <w:r>
+        <w:rPr>
+          <w:rFonts w:cs="Times New Roman"/>
+          <w:rtl/>
+        </w:rPr>
         <w:t>بشكل</w:t>
       </w:r>
       <w:r>
         <w:t xml:space="preserve"> </w:t>
       </w:r>
       <w:r>
+        <w:rPr>
+          <w:rFonts w:cs="Times New Roman"/>
+          <w:rtl/>
+        </w:rPr>
         <w:t>فوري</w:t>
       </w:r>
       <w:r>
@@ -812,44 +1334,73 @@
     <w:p>
       <w:pPr>
         <w:pStyle w:val="ListBullet"/>
+        <w:bidi/>
       </w:pPr>
       <w:r>
+        <w:rPr>
+          <w:rFonts w:cs="Times New Roman"/>
+          <w:rtl/>
+        </w:rPr>
         <w:t>تنفيذ</w:t>
       </w:r>
       <w:r>
         <w:t xml:space="preserve"> </w:t>
       </w:r>
       <w:r>
+        <w:rPr>
+          <w:rFonts w:cs="Times New Roman"/>
+          <w:rtl/>
+        </w:rPr>
         <w:t>إجراءات</w:t>
       </w:r>
       <w:r>
         <w:t xml:space="preserve"> </w:t>
       </w:r>
       <w:r>
+        <w:rPr>
+          <w:rFonts w:cs="Times New Roman"/>
+          <w:rtl/>
+        </w:rPr>
         <w:t>الصيانة</w:t>
       </w:r>
       <w:r>
         <w:t xml:space="preserve"> </w:t>
       </w:r>
       <w:r>
+        <w:rPr>
+          <w:rFonts w:cs="Times New Roman"/>
+          <w:rtl/>
+        </w:rPr>
         <w:t>الدورية</w:t>
       </w:r>
       <w:r>
         <w:t xml:space="preserve"> </w:t>
       </w:r>
       <w:r>
+        <w:rPr>
+          <w:rFonts w:cs="Times New Roman"/>
+          <w:rtl/>
+        </w:rPr>
         <w:t>للبرامج</w:t>
       </w:r>
       <w:r>
         <w:t xml:space="preserve"> </w:t>
       </w:r>
       <w:r>
+        <w:rPr>
+          <w:rFonts w:cs="Times New Roman"/>
+          <w:rtl/>
+        </w:rPr>
         <w:t>وقواعد</w:t>
       </w:r>
       <w:r>
         <w:t xml:space="preserve"> </w:t>
       </w:r>
       <w:r>
+        <w:rPr>
+          <w:rFonts w:cs="Times New Roman"/>
+          <w:rtl/>
+        </w:rPr>
         <w:t>البيانات</w:t>
       </w:r>
       <w:r>
@@ -859,50 +1410,83 @@
     <w:p>
       <w:pPr>
         <w:pStyle w:val="ListBullet"/>
+        <w:bidi/>
       </w:pPr>
       <w:r>
+        <w:rPr>
+          <w:rFonts w:cs="Times New Roman"/>
+          <w:rtl/>
+        </w:rPr>
         <w:t>مراقبة</w:t>
       </w:r>
       <w:r>
         <w:t xml:space="preserve"> </w:t>
       </w:r>
       <w:r>
+        <w:rPr>
+          <w:rFonts w:cs="Times New Roman"/>
+          <w:rtl/>
+        </w:rPr>
         <w:t>الأداء</w:t>
       </w:r>
       <w:r>
         <w:t xml:space="preserve"> </w:t>
       </w:r>
       <w:r>
+        <w:rPr>
+          <w:rFonts w:cs="Times New Roman"/>
+          <w:rtl/>
+        </w:rPr>
         <w:t>العام</w:t>
       </w:r>
       <w:r>
         <w:t xml:space="preserve"> </w:t>
       </w:r>
       <w:r>
+        <w:rPr>
+          <w:rFonts w:cs="Times New Roman"/>
+          <w:rtl/>
+        </w:rPr>
         <w:t>للأنظمة</w:t>
       </w:r>
       <w:r>
         <w:t xml:space="preserve"> </w:t>
       </w:r>
       <w:r>
+        <w:rPr>
+          <w:rFonts w:cs="Times New Roman"/>
+          <w:rtl/>
+        </w:rPr>
         <w:t>وتحسين</w:t>
       </w:r>
       <w:r>
         <w:t xml:space="preserve"> </w:t>
       </w:r>
       <w:r>
+        <w:rPr>
+          <w:rFonts w:cs="Times New Roman"/>
+          <w:rtl/>
+        </w:rPr>
         <w:t>كفاءتها</w:t>
       </w:r>
       <w:r>
         <w:t xml:space="preserve"> </w:t>
       </w:r>
       <w:r>
+        <w:rPr>
+          <w:rFonts w:cs="Times New Roman"/>
+          <w:rtl/>
+        </w:rPr>
         <w:t>التشغيلية</w:t>
       </w:r>
       <w:r>
         <w:t xml:space="preserve"> </w:t>
       </w:r>
       <w:r>
+        <w:rPr>
+          <w:rFonts w:cs="Times New Roman"/>
+          <w:rtl/>
+        </w:rPr>
         <w:t>باستمرار</w:t>
       </w:r>
       <w:r>
@@ -912,112 +1496,186 @@
     <w:p>
       <w:pPr>
         <w:pStyle w:val="Heading2"/>
+        <w:bidi/>
       </w:pPr>
       <w:r>
+        <w:rPr>
+          <w:rFonts w:cs="Calibri"/>
+          <w:rtl/>
+        </w:rPr>
         <w:t>الاستشارات</w:t>
       </w:r>
       <w:r>
         <w:t xml:space="preserve"> </w:t>
       </w:r>
       <w:r>
+        <w:rPr>
+          <w:rFonts w:cs="Calibri"/>
+          <w:rtl/>
+        </w:rPr>
         <w:t>الفنية</w:t>
       </w:r>
       <w:r>
         <w:t xml:space="preserve"> </w:t>
       </w:r>
       <w:r>
+        <w:rPr>
+          <w:rFonts w:cs="Calibri"/>
+          <w:rtl/>
+        </w:rPr>
         <w:t>والتقنية</w:t>
       </w:r>
     </w:p>
     <w:p>
       <w:pPr>
         <w:pStyle w:val="ListBullet"/>
+        <w:bidi/>
       </w:pPr>
       <w:r>
+        <w:rPr>
+          <w:rFonts w:cs="Times New Roman"/>
+          <w:rtl/>
+        </w:rPr>
         <w:t>تقديم</w:t>
       </w:r>
       <w:r>
         <w:t xml:space="preserve"> </w:t>
       </w:r>
       <w:r>
+        <w:rPr>
+          <w:rFonts w:cs="Times New Roman"/>
+          <w:rtl/>
+        </w:rPr>
         <w:t>الاستشارات</w:t>
       </w:r>
       <w:r>
         <w:t xml:space="preserve"> </w:t>
       </w:r>
       <w:r>
+        <w:rPr>
+          <w:rFonts w:cs="Times New Roman"/>
+          <w:rtl/>
+        </w:rPr>
         <w:t>التقنية</w:t>
       </w:r>
       <w:r>
         <w:t xml:space="preserve"> </w:t>
       </w:r>
       <w:r>
+        <w:rPr>
+          <w:rFonts w:cs="Times New Roman"/>
+          <w:rtl/>
+        </w:rPr>
         <w:t>للجهات</w:t>
       </w:r>
       <w:r>
         <w:t xml:space="preserve"> </w:t>
       </w:r>
       <w:r>
+        <w:rPr>
+          <w:rFonts w:cs="Times New Roman"/>
+          <w:rtl/>
+        </w:rPr>
         <w:t>الأخرى</w:t>
       </w:r>
       <w:r>
         <w:t xml:space="preserve"> </w:t>
       </w:r>
       <w:r>
+        <w:rPr>
+          <w:rFonts w:cs="Times New Roman"/>
+          <w:rtl/>
+        </w:rPr>
         <w:t>داخل</w:t>
       </w:r>
       <w:r>
         <w:t xml:space="preserve"> </w:t>
       </w:r>
       <w:r>
+        <w:rPr>
+          <w:rFonts w:cs="Times New Roman"/>
+          <w:rtl/>
+        </w:rPr>
         <w:t>المديرية</w:t>
       </w:r>
       <w:r>
         <w:t xml:space="preserve"> </w:t>
       </w:r>
       <w:r>
+        <w:rPr>
+          <w:rFonts w:cs="Times New Roman"/>
+          <w:rtl/>
+        </w:rPr>
         <w:t>أو</w:t>
       </w:r>
       <w:r>
         <w:t xml:space="preserve"> </w:t>
       </w:r>
       <w:r>
+        <w:rPr>
+          <w:rFonts w:cs="Times New Roman"/>
+          <w:rtl/>
+        </w:rPr>
         <w:t>الوزارة</w:t>
       </w:r>
       <w:r>
         <w:t xml:space="preserve"> </w:t>
       </w:r>
       <w:r>
+        <w:rPr>
+          <w:rFonts w:cs="Times New Roman"/>
+          <w:rtl/>
+        </w:rPr>
         <w:t>بخصوص</w:t>
       </w:r>
       <w:r>
         <w:t xml:space="preserve"> </w:t>
       </w:r>
       <w:r>
+        <w:rPr>
+          <w:rFonts w:cs="Times New Roman"/>
+          <w:rtl/>
+        </w:rPr>
         <w:t>شراء</w:t>
       </w:r>
       <w:r>
         <w:t xml:space="preserve"> </w:t>
       </w:r>
       <w:r>
+        <w:rPr>
+          <w:rFonts w:cs="Times New Roman"/>
+          <w:rtl/>
+        </w:rPr>
         <w:t>أو</w:t>
       </w:r>
       <w:r>
         <w:t xml:space="preserve"> </w:t>
       </w:r>
       <w:r>
+        <w:rPr>
+          <w:rFonts w:cs="Times New Roman"/>
+          <w:rtl/>
+        </w:rPr>
         <w:t>اعتماد</w:t>
       </w:r>
       <w:r>
         <w:t xml:space="preserve"> </w:t>
       </w:r>
       <w:r>
+        <w:rPr>
+          <w:rFonts w:cs="Times New Roman"/>
+          <w:rtl/>
+        </w:rPr>
         <w:t>أنظمة</w:t>
       </w:r>
       <w:r>
         <w:t xml:space="preserve"> </w:t>
       </w:r>
       <w:r>
+        <w:rPr>
+          <w:rFonts w:cs="Times New Roman"/>
+          <w:rtl/>
+        </w:rPr>
         <w:t>جديدة</w:t>
       </w:r>
       <w:r>
@@ -1027,56 +1685,93 @@
     <w:p>
       <w:pPr>
         <w:pStyle w:val="ListBullet"/>
+        <w:bidi/>
       </w:pPr>
       <w:r>
+        <w:rPr>
+          <w:rFonts w:cs="Times New Roman"/>
+          <w:rtl/>
+        </w:rPr>
         <w:t>إجراء</w:t>
       </w:r>
       <w:r>
         <w:t xml:space="preserve"> </w:t>
       </w:r>
       <w:r>
+        <w:rPr>
+          <w:rFonts w:cs="Times New Roman"/>
+          <w:rtl/>
+        </w:rPr>
         <w:t>دراسات</w:t>
       </w:r>
       <w:r>
         <w:t xml:space="preserve"> </w:t>
       </w:r>
       <w:r>
+        <w:rPr>
+          <w:rFonts w:cs="Times New Roman"/>
+          <w:rtl/>
+        </w:rPr>
         <w:t>الجدوى</w:t>
       </w:r>
       <w:r>
         <w:t xml:space="preserve"> </w:t>
       </w:r>
       <w:r>
+        <w:rPr>
+          <w:rFonts w:cs="Times New Roman"/>
+          <w:rtl/>
+        </w:rPr>
         <w:t>الفنية</w:t>
       </w:r>
       <w:r>
         <w:t xml:space="preserve"> </w:t>
       </w:r>
       <w:r>
+        <w:rPr>
+          <w:rFonts w:cs="Times New Roman"/>
+          <w:rtl/>
+        </w:rPr>
         <w:t>للمشاريع</w:t>
       </w:r>
       <w:r>
         <w:t xml:space="preserve"> </w:t>
       </w:r>
       <w:r>
+        <w:rPr>
+          <w:rFonts w:cs="Times New Roman"/>
+          <w:rtl/>
+        </w:rPr>
         <w:t>البرمجية</w:t>
       </w:r>
       <w:r>
         <w:t xml:space="preserve"> </w:t>
       </w:r>
       <w:r>
+        <w:rPr>
+          <w:rFonts w:cs="Times New Roman"/>
+          <w:rtl/>
+        </w:rPr>
         <w:t>وتقييم</w:t>
       </w:r>
       <w:r>
         <w:t xml:space="preserve"> </w:t>
       </w:r>
       <w:r>
+        <w:rPr>
+          <w:rFonts w:cs="Times New Roman"/>
+          <w:rtl/>
+        </w:rPr>
         <w:t>الحلول</w:t>
       </w:r>
       <w:r>
         <w:t xml:space="preserve"> </w:t>
       </w:r>
       <w:r>
+        <w:rPr>
+          <w:rFonts w:cs="Times New Roman"/>
+          <w:rtl/>
+        </w:rPr>
         <w:t>المقترحة</w:t>
       </w:r>
       <w:r>
@@ -1086,76 +1781,127 @@
     <w:p>
       <w:pPr>
         <w:pStyle w:val="ListBullet"/>
+        <w:bidi/>
       </w:pPr>
-      <w:r>
+      <w:bookmarkStart w:id="0" w:name="_GoBack"/>
+      <w:r>
+        <w:rPr>
+          <w:rFonts w:cs="Times New Roman"/>
+          <w:rtl/>
+        </w:rPr>
         <w:t>دعم</w:t>
       </w:r>
       <w:r>
         <w:t xml:space="preserve"> </w:t>
       </w:r>
       <w:r>
+        <w:rPr>
+          <w:rFonts w:cs="Times New Roman"/>
+          <w:rtl/>
+        </w:rPr>
         <w:t>فرق</w:t>
       </w:r>
       <w:r>
         <w:t xml:space="preserve"> </w:t>
       </w:r>
       <w:r>
+        <w:rPr>
+          <w:rFonts w:cs="Times New Roman"/>
+          <w:rtl/>
+        </w:rPr>
         <w:t>العمل</w:t>
       </w:r>
       <w:r>
         <w:t xml:space="preserve"> </w:t>
       </w:r>
       <w:r>
+        <w:rPr>
+          <w:rFonts w:cs="Times New Roman"/>
+          <w:rtl/>
+        </w:rPr>
         <w:t>في</w:t>
       </w:r>
       <w:r>
         <w:t xml:space="preserve"> </w:t>
       </w:r>
       <w:r>
+        <w:rPr>
+          <w:rFonts w:cs="Times New Roman"/>
+          <w:rtl/>
+        </w:rPr>
         <w:t>تنفيذ</w:t>
       </w:r>
       <w:r>
         <w:t xml:space="preserve"> </w:t>
       </w:r>
       <w:r>
+        <w:rPr>
+          <w:rFonts w:cs="Times New Roman"/>
+          <w:rtl/>
+        </w:rPr>
         <w:t>مشاريع</w:t>
       </w:r>
       <w:r>
         <w:t xml:space="preserve"> </w:t>
       </w:r>
       <w:r>
+        <w:rPr>
+          <w:rFonts w:cs="Times New Roman"/>
+          <w:rtl/>
+        </w:rPr>
         <w:t>التحول</w:t>
       </w:r>
       <w:r>
         <w:t xml:space="preserve"> </w:t>
       </w:r>
       <w:r>
+        <w:rPr>
+          <w:rFonts w:cs="Times New Roman"/>
+          <w:rtl/>
+        </w:rPr>
         <w:t>الرقمي</w:t>
       </w:r>
       <w:r>
         <w:t xml:space="preserve"> </w:t>
       </w:r>
       <w:r>
+        <w:rPr>
+          <w:rFonts w:cs="Times New Roman"/>
+          <w:rtl/>
+        </w:rPr>
         <w:t>وتقديم</w:t>
       </w:r>
       <w:r>
         <w:t xml:space="preserve"> </w:t>
       </w:r>
       <w:r>
+        <w:rPr>
+          <w:rFonts w:cs="Times New Roman"/>
+          <w:rtl/>
+        </w:rPr>
         <w:t>التوصيات</w:t>
       </w:r>
       <w:r>
         <w:t xml:space="preserve"> </w:t>
       </w:r>
       <w:r>
+        <w:rPr>
+          <w:rFonts w:cs="Times New Roman"/>
+          <w:rtl/>
+        </w:rPr>
         <w:t>التقنية</w:t>
       </w:r>
       <w:r>
         <w:t xml:space="preserve"> </w:t>
       </w:r>
       <w:r>
+        <w:rPr>
+          <w:rFonts w:cs="Times New Roman"/>
+          <w:rtl/>
+        </w:rPr>
         <w:t>المناسبة</w:t>
       </w:r>
+      <w:bookmarkEnd w:id="0"/>
       <w:r>
         <w:t>.</w:t>
       </w:r>
@@ -1163,58 +1909,96 @@
     <w:p>
       <w:pPr>
         <w:pStyle w:val="Heading2"/>
+        <w:bidi/>
       </w:pPr>
       <w:r>
+        <w:rPr>
+          <w:rFonts w:cs="Calibri"/>
+          <w:rtl/>
+        </w:rPr>
         <w:t>التوثيق</w:t>
       </w:r>
       <w:r>
         <w:t xml:space="preserve"> </w:t>
       </w:r>
       <w:r>
+        <w:rPr>
+          <w:rFonts w:cs="Calibri"/>
+          <w:rtl/>
+        </w:rPr>
         <w:t>والتدريب</w:t>
       </w:r>
     </w:p>
     <w:p>
       <w:pPr>
         <w:pStyle w:val="ListBullet"/>
+        <w:bidi/>
       </w:pPr>
       <w:r>
+        <w:rPr>
+          <w:rFonts w:cs="Times New Roman"/>
+          <w:rtl/>
+        </w:rPr>
         <w:t>إعداد</w:t>
       </w:r>
       <w:r>
         <w:t xml:space="preserve"> </w:t>
       </w:r>
       <w:r>
+        <w:rPr>
+          <w:rFonts w:cs="Times New Roman"/>
+          <w:rtl/>
+        </w:rPr>
         <w:t>الوثائق</w:t>
       </w:r>
       <w:r>
         <w:t xml:space="preserve"> </w:t>
       </w:r>
       <w:r>
+        <w:rPr>
+          <w:rFonts w:cs="Times New Roman"/>
+          <w:rtl/>
+        </w:rPr>
         <w:t>الفنية</w:t>
       </w:r>
       <w:r>
         <w:t xml:space="preserve"> </w:t>
       </w:r>
       <w:r>
+        <w:rPr>
+          <w:rFonts w:cs="Times New Roman"/>
+          <w:rtl/>
+        </w:rPr>
         <w:t>والتشغيلية</w:t>
       </w:r>
       <w:r>
         <w:t xml:space="preserve"> </w:t>
       </w:r>
       <w:r>
+        <w:rPr>
+          <w:rFonts w:cs="Times New Roman"/>
+          <w:rtl/>
+        </w:rPr>
         <w:t>الخاصة</w:t>
       </w:r>
       <w:r>
         <w:t xml:space="preserve"> </w:t>
       </w:r>
       <w:r>
+        <w:rPr>
+          <w:rFonts w:cs="Times New Roman"/>
+          <w:rtl/>
+        </w:rPr>
         <w:t>بالأنظمة</w:t>
       </w:r>
       <w:r>
         <w:t xml:space="preserve"> </w:t>
       </w:r>
       <w:r>
+        <w:rPr>
+          <w:rFonts w:cs="Times New Roman"/>
+          <w:rtl/>
+        </w:rPr>
         <w:t>والبرامج</w:t>
       </w:r>
       <w:r>
@@ -1224,50 +2008,83 @@
     <w:p>
       <w:pPr>
         <w:pStyle w:val="ListBullet"/>
+        <w:bidi/>
       </w:pPr>
       <w:r>
+        <w:rPr>
+          <w:rFonts w:cs="Times New Roman"/>
+          <w:rtl/>
+        </w:rPr>
         <w:t>تنظيم</w:t>
       </w:r>
       <w:r>
         <w:t xml:space="preserve"> </w:t>
       </w:r>
       <w:r>
+        <w:rPr>
+          <w:rFonts w:cs="Times New Roman"/>
+          <w:rtl/>
+        </w:rPr>
         <w:t>ورش</w:t>
       </w:r>
       <w:r>
         <w:t xml:space="preserve"> </w:t>
       </w:r>
       <w:r>
+        <w:rPr>
+          <w:rFonts w:cs="Times New Roman"/>
+          <w:rtl/>
+        </w:rPr>
         <w:t>تدريبية</w:t>
       </w:r>
       <w:r>
         <w:t xml:space="preserve"> </w:t>
       </w:r>
       <w:r>
+        <w:rPr>
+          <w:rFonts w:cs="Times New Roman"/>
+          <w:rtl/>
+        </w:rPr>
         <w:t>لمستخدمي</w:t>
       </w:r>
       <w:r>
         <w:t xml:space="preserve"> </w:t>
       </w:r>
       <w:r>
+        <w:rPr>
+          <w:rFonts w:cs="Times New Roman"/>
+          <w:rtl/>
+        </w:rPr>
         <w:t>الأنظمة</w:t>
       </w:r>
       <w:r>
         <w:t xml:space="preserve"> </w:t>
       </w:r>
       <w:r>
+        <w:rPr>
+          <w:rFonts w:cs="Times New Roman"/>
+          <w:rtl/>
+        </w:rPr>
         <w:t>لرفع</w:t>
       </w:r>
       <w:r>
         <w:t xml:space="preserve"> </w:t>
       </w:r>
       <w:r>
+        <w:rPr>
+          <w:rFonts w:cs="Times New Roman"/>
+          <w:rtl/>
+        </w:rPr>
         <w:t>كفاءتهم</w:t>
       </w:r>
       <w:r>
         <w:t xml:space="preserve"> </w:t>
       </w:r>
       <w:r>
+        <w:rPr>
+          <w:rFonts w:cs="Times New Roman"/>
+          <w:rtl/>
+        </w:rPr>
         <w:t>التشغيلية</w:t>
       </w:r>
       <w:r>
@@ -1277,44 +2094,73 @@
     <w:p>
       <w:pPr>
         <w:pStyle w:val="ListBullet"/>
+        <w:bidi/>
       </w:pPr>
       <w:r>
+        <w:rPr>
+          <w:rFonts w:cs="Times New Roman"/>
+          <w:rtl/>
+        </w:rPr>
         <w:t>توثيق</w:t>
       </w:r>
       <w:r>
         <w:t xml:space="preserve"> </w:t>
       </w:r>
       <w:r>
+        <w:rPr>
+          <w:rFonts w:cs="Times New Roman"/>
+          <w:rtl/>
+        </w:rPr>
         <w:t>إجراءات</w:t>
       </w:r>
       <w:r>
         <w:t xml:space="preserve"> </w:t>
       </w:r>
       <w:r>
+        <w:rPr>
+          <w:rFonts w:cs="Times New Roman"/>
+          <w:rtl/>
+        </w:rPr>
         <w:t>العمل</w:t>
       </w:r>
       <w:r>
         <w:t xml:space="preserve"> </w:t>
       </w:r>
       <w:r>
+        <w:rPr>
+          <w:rFonts w:cs="Times New Roman"/>
+          <w:rtl/>
+        </w:rPr>
         <w:t>القياسية</w:t>
       </w:r>
       <w:r>
         <w:t xml:space="preserve"> </w:t>
       </w:r>
       <w:r>
+        <w:rPr>
+          <w:rFonts w:cs="Times New Roman"/>
+          <w:rtl/>
+        </w:rPr>
         <w:t>وتحديثها</w:t>
       </w:r>
       <w:r>
         <w:t xml:space="preserve"> </w:t>
       </w:r>
       <w:r>
+        <w:rPr>
+          <w:rFonts w:cs="Times New Roman"/>
+          <w:rtl/>
+        </w:rPr>
         <w:t>بشكل</w:t>
       </w:r>
       <w:r>
         <w:t xml:space="preserve"> </w:t>
       </w:r>
       <w:r>
+        <w:rPr>
+          <w:rFonts w:cs="Times New Roman"/>
+          <w:rtl/>
+        </w:rPr>
         <w:t>مستمر</w:t>
       </w:r>
       <w:r>
@@ -1332,7 +2178,7 @@
 </file>
 
 <file path=word/numbering.xml><?xml version="1.0" encoding="utf-8"?>
-<w:numbering xmlns:wpc="http://schemas.microsoft.com/office/word/2010/wordprocessingCanvas" xmlns:cx="http://schemas.microsoft.com/office/drawing/2014/chartex" xmlns:cx1="http://schemas.microsoft.com/office/drawing/2015/9/8/chartex" xmlns:cx2="http://schemas.microsoft.com/office/drawing/2015/10/21/chartex" xmlns:cx3="http://schemas.microsoft.com/office/drawing/2016/5/9/chartex" xmlns:cx4="http://schemas.microsoft.com/office/drawing/2016/5/10/chartex" xmlns:cx5="http://schemas.microsoft.com/office/drawing/2016/5/11/chartex" xmlns:cx6="http://schemas.microsoft.com/office/drawing/2016/5/12/chartex" xmlns:cx7="http://schemas.microsoft.com/office/drawing/2016/5/13/chartex" xmlns:cx8="http://schemas.microsoft.com/office/drawing/2016/5/14/chartex" xmlns:mc="http://schemas.openxmlformats.org/markup-compatibility/2006" xmlns:aink="http://schemas.microsoft.com/office/drawing/2016/ink" xmlns:am3d="http://schemas.microsoft.com/office/drawing/2017/model3d" xmlns:o="urn:schemas-microsoft-com:office:office" xmlns:oel="http://schemas.microsoft.com/office/2019/extlst" xmlns:r="http://schemas.openxmlformats.org/officeDocument/2006/relationships" xmlns:m="http://schemas.openxmlformats.org/officeDocument/2006/math" xmlns:v="urn:schemas-microsoft-com:vml" xmlns:wp14="http://schemas.microsoft.com/office/word/2010/wordprocessingDrawing" xmlns:wp="http://schemas.openxmlformats.org/drawingml/2006/wordprocessingDrawing" xmlns:w10="urn:schemas-microsoft-com:office:word" xmlns:w="http://schemas.openxmlformats.org/wordprocessingml/2006/main" xmlns:w14="http://schemas.microsoft.com/office/word/2010/wordml" xmlns:w15="http://schemas.microsoft.com/office/word/2012/wordml" xmlns:w16cex="http://schemas.microsoft.com/office/word/2018/wordml/cex" xmlns:w16cid="http://schemas.microsoft.com/office/word/2016/wordml/cid" xmlns:w16="http://schemas.microsoft.com/office/word/2018/wordml" xmlns:w16du="http://schemas.microsoft.com/office/word/2023/wordml/word16du" xmlns:w16sdtdh="http://schemas.microsoft.com/office/word/2020/wordml/sdtdatahash" xmlns:w16sdtfl="http://schemas.microsoft.com/office/word/2024/wordml/sdtformatlock" xmlns:w16se="http://schemas.microsoft.com/office/word/2015/wordml/symex" xmlns:wpg="http://schemas.microsoft.com/office/word/2010/wordprocessingGroup" xmlns:wpi="http://schemas.microsoft.com/office/word/2010/wordprocessingInk" xmlns:wne="http://schemas.microsoft.com/office/word/2006/wordml" xmlns:wps="http://schemas.microsoft.com/office/word/2010/wordprocessingShape" mc:Ignorable="w14 w15 w16se w16cid w16 w16cex w16sdtdh w16sdtfl w16du wp14">
+<w:numbering xmlns:wpc="http://schemas.microsoft.com/office/word/2010/wordprocessingCanvas" xmlns:cx="http://schemas.microsoft.com/office/drawing/2014/chartex" xmlns:mc="http://schemas.openxmlformats.org/markup-compatibility/2006" xmlns:o="urn:schemas-microsoft-com:office:office" xmlns:r="http://schemas.openxmlformats.org/officeDocument/2006/relationships" xmlns:m="http://schemas.openxmlformats.org/officeDocument/2006/math" xmlns:v="urn:schemas-microsoft-com:vml" xmlns:wp14="http://schemas.microsoft.com/office/word/2010/wordprocessingDrawing" xmlns:wp="http://schemas.openxmlformats.org/drawingml/2006/wordprocessingDrawing" xmlns:w10="urn:schemas-microsoft-com:office:word" xmlns:w="http://schemas.openxmlformats.org/wordprocessingml/2006/main" xmlns:w14="http://schemas.microsoft.com/office/word/2010/wordml" xmlns:w15="http://schemas.microsoft.com/office/word/2012/wordml" xmlns:w16se="http://schemas.microsoft.com/office/word/2015/wordml/symex" xmlns:wpg="http://schemas.microsoft.com/office/word/2010/wordprocessingGroup" xmlns:wpi="http://schemas.microsoft.com/office/word/2010/wordprocessingInk" xmlns:wne="http://schemas.microsoft.com/office/word/2006/wordml" xmlns:wps="http://schemas.microsoft.com/office/word/2010/wordprocessingShape" mc:Ignorable="w14 w15 w16se wp14">
   <w:abstractNum w:abstractNumId="0" w15:restartNumberingAfterBreak="0">
     <w:nsid w:val="FFFFFF7C"/>
     <w:multiLevelType w:val="singleLevel"/>
@@ -1504,38 +2350,38 @@
       </w:rPr>
     </w:lvl>
   </w:abstractNum>
-  <w:num w:numId="1" w16cid:durableId="1239365754">
+  <w:num w:numId="1">
     <w:abstractNumId w:val="8"/>
   </w:num>
-  <w:num w:numId="2" w16cid:durableId="556404636">
+  <w:num w:numId="2">
     <w:abstractNumId w:val="6"/>
   </w:num>
-  <w:num w:numId="3" w16cid:durableId="806320827">
+  <w:num w:numId="3">
     <w:abstractNumId w:val="5"/>
   </w:num>
-  <w:num w:numId="4" w16cid:durableId="1351639939">
+  <w:num w:numId="4">
     <w:abstractNumId w:val="4"/>
   </w:num>
-  <w:num w:numId="5" w16cid:durableId="920682011">
+  <w:num w:numId="5">
     <w:abstractNumId w:val="7"/>
   </w:num>
-  <w:num w:numId="6" w16cid:durableId="1568761586">
+  <w:num w:numId="6">
     <w:abstractNumId w:val="3"/>
   </w:num>
-  <w:num w:numId="7" w16cid:durableId="1486046107">
+  <w:num w:numId="7">
     <w:abstractNumId w:val="2"/>
   </w:num>
-  <w:num w:numId="8" w16cid:durableId="1927231537">
+  <w:num w:numId="8">
     <w:abstractNumId w:val="1"/>
   </w:num>
-  <w:num w:numId="9" w16cid:durableId="1811550716">
+  <w:num w:numId="9">
     <w:abstractNumId w:val="0"/>
   </w:num>
 </w:numbering>
 </file>
 
 <file path=word/styles.xml><?xml version="1.0" encoding="utf-8"?>
-<w:styles xmlns:mc="http://schemas.openxmlformats.org/markup-compatibility/2006" xmlns:r="http://schemas.openxmlformats.org/officeDocument/2006/relationships" xmlns:w="http://schemas.openxmlformats.org/wordprocessingml/2006/main" xmlns:w14="http://schemas.microsoft.com/office/word/2010/wordml" xmlns:w15="http://schemas.microsoft.com/office/word/2012/wordml" xmlns:w16cex="http://schemas.microsoft.com/office/word/2018/wordml/cex" xmlns:w16cid="http://schemas.microsoft.com/office/word/2016/wordml/cid" xmlns:w16="http://schemas.microsoft.com/office/word/2018/wordml" xmlns:w16du="http://schemas.microsoft.com/office/word/2023/wordml/word16du" xmlns:w16sdtdh="http://schemas.microsoft.com/office/word/2020/wordml/sdtdatahash" xmlns:w16sdtfl="http://schemas.microsoft.com/office/word/2024/wordml/sdtformatlock" xmlns:w16se="http://schemas.microsoft.com/office/word/2015/wordml/symex" mc:Ignorable="w14 w15 w16se w16cid w16 w16cex w16sdtdh w16sdtfl w16du">
+<w:styles xmlns:mc="http://schemas.openxmlformats.org/markup-compatibility/2006" xmlns:r="http://schemas.openxmlformats.org/officeDocument/2006/relationships" xmlns:w="http://schemas.openxmlformats.org/wordprocessingml/2006/main" xmlns:w14="http://schemas.microsoft.com/office/word/2010/wordml" xmlns:w15="http://schemas.microsoft.com/office/word/2012/wordml" xmlns:w16se="http://schemas.microsoft.com/office/word/2015/wordml/symex" mc:Ignorable="w14 w15 w16se">
   <w:docDefaults>
     <w:rPrDefault>
       <w:rPr>
@@ -1551,7 +2397,7 @@
       </w:pPr>
     </w:pPrDefault>
   </w:docDefaults>
-  <w:latentStyles w:defLockedState="0" w:defUIPriority="99" w:defSemiHidden="0" w:defUnhideWhenUsed="0" w:defQFormat="0" w:count="376">
+  <w:latentStyles w:defLockedState="0" w:defUIPriority="99" w:defSemiHidden="0" w:defUnhideWhenUsed="0" w:defQFormat="0" w:count="371">
     <w:lsdException w:name="Normal" w:uiPriority="0" w:qFormat="1"/>
     <w:lsdException w:name="heading 1" w:uiPriority="9" w:qFormat="1"/>
     <w:lsdException w:name="heading 2" w:semiHidden="1" w:uiPriority="9" w:unhideWhenUsed="1" w:qFormat="1"/>
@@ -1914,11 +2760,6 @@
     <w:lsdException w:name="List Table 5 Dark Accent 6" w:uiPriority="50"/>
     <w:lsdException w:name="List Table 6 Colorful Accent 6" w:uiPriority="51"/>
     <w:lsdException w:name="List Table 7 Colorful Accent 6" w:uiPriority="52"/>
-    <w:lsdException w:name="Mention" w:semiHidden="1" w:unhideWhenUsed="1"/>
-    <w:lsdException w:name="Smart Hyperlink" w:semiHidden="1" w:unhideWhenUsed="1"/>
-    <w:lsdException w:name="Hashtag" w:semiHidden="1" w:unhideWhenUsed="1"/>
-    <w:lsdException w:name="Unresolved Mention" w:semiHidden="1" w:unhideWhenUsed="1"/>
-    <w:lsdException w:name="Smart Link" w:semiHidden="1" w:unhideWhenUsed="1"/>
   </w:latentStyles>
   <w:style w:type="paragraph" w:default="1" w:styleId="Normal">
     <w:name w:val="Normal"/>
@@ -11055,7 +11896,7 @@
       </w:tcPr>
     </w:tblStylePr>
   </w:style>
-  <w:style w:type="table" w:styleId="ColourfulShading">
+  <w:style w:type="table" w:styleId="ColorfulShading">
     <w:name w:val="Colorful Shading"/>
     <w:basedOn w:val="TableNormal"/>
     <w:uiPriority w:val="71"/>
@@ -11170,7 +12011,7 @@
       </w:rPr>
     </w:tblStylePr>
   </w:style>
-  <w:style w:type="table" w:styleId="ColourfulShadingAccent1">
+  <w:style w:type="table" w:styleId="ColorfulShading-Accent1">
     <w:name w:val="Colorful Shading Accent 1"/>
     <w:basedOn w:val="TableNormal"/>
     <w:uiPriority w:val="71"/>
@@ -11285,7 +12126,7 @@
       </w:rPr>
     </w:tblStylePr>
   </w:style>
-  <w:style w:type="table" w:styleId="ColourfulShadingAccent2">
+  <w:style w:type="table" w:styleId="ColorfulShading-Accent2">
     <w:name w:val="Colorful Shading Accent 2"/>
     <w:basedOn w:val="TableNormal"/>
     <w:uiPriority w:val="71"/>
@@ -11400,7 +12241,7 @@
       </w:rPr>
     </w:tblStylePr>
   </w:style>
-  <w:style w:type="table" w:styleId="ColourfulShadingAccent3">
+  <w:style w:type="table" w:styleId="ColorfulShading-Accent3">
     <w:name w:val="Colorful Shading Accent 3"/>
     <w:basedOn w:val="TableNormal"/>
     <w:uiPriority w:val="71"/>
@@ -11505,7 +12346,7 @@
       </w:tcPr>
     </w:tblStylePr>
   </w:style>
-  <w:style w:type="table" w:styleId="ColourfulShadingAccent4">
+  <w:style w:type="table" w:styleId="ColorfulShading-Accent4">
     <w:name w:val="Colorful Shading Accent 4"/>
     <w:basedOn w:val="TableNormal"/>
     <w:uiPriority w:val="71"/>
@@ -11620,7 +12461,7 @@
       </w:rPr>
     </w:tblStylePr>
   </w:style>
-  <w:style w:type="table" w:styleId="ColourfulShadingAccent5">
+  <w:style w:type="table" w:styleId="ColorfulShading-Accent5">
     <w:name w:val="Colorful Shading Accent 5"/>
     <w:basedOn w:val="TableNormal"/>
     <w:uiPriority w:val="71"/>
@@ -11735,7 +12576,7 @@
       </w:rPr>
     </w:tblStylePr>
   </w:style>
-  <w:style w:type="table" w:styleId="ColourfulShadingAccent6">
+  <w:style w:type="table" w:styleId="ColorfulShading-Accent6">
     <w:name w:val="Colorful Shading Accent 6"/>
     <w:basedOn w:val="TableNormal"/>
     <w:uiPriority w:val="71"/>
@@ -11850,7 +12691,7 @@
       </w:rPr>
     </w:tblStylePr>
   </w:style>
-  <w:style w:type="table" w:styleId="ColourfulList">
+  <w:style w:type="table" w:styleId="ColorfulList">
     <w:name w:val="Colorful List"/>
     <w:basedOn w:val="TableNormal"/>
     <w:uiPriority w:val="72"/>
@@ -11929,7 +12770,7 @@
       </w:tcPr>
     </w:tblStylePr>
   </w:style>
-  <w:style w:type="table" w:styleId="ColourfulListAccent1">
+  <w:style w:type="table" w:styleId="ColorfulList-Accent1">
     <w:name w:val="Colorful List Accent 1"/>
     <w:basedOn w:val="TableNormal"/>
     <w:uiPriority w:val="72"/>
@@ -12008,7 +12849,7 @@
       </w:tcPr>
     </w:tblStylePr>
   </w:style>
-  <w:style w:type="table" w:styleId="ColourfulListAccent2">
+  <w:style w:type="table" w:styleId="ColorfulList-Accent2">
     <w:name w:val="Colorful List Accent 2"/>
     <w:basedOn w:val="TableNormal"/>
     <w:uiPriority w:val="72"/>
@@ -12087,7 +12928,7 @@
       </w:tcPr>
     </w:tblStylePr>
   </w:style>
-  <w:style w:type="table" w:styleId="ColourfulListAccent3">
+  <w:style w:type="table" w:styleId="ColorfulList-Accent3">
     <w:name w:val="Colorful List Accent 3"/>
     <w:basedOn w:val="TableNormal"/>
     <w:uiPriority w:val="72"/>
@@ -12166,7 +13007,7 @@
       </w:tcPr>
     </w:tblStylePr>
   </w:style>
-  <w:style w:type="table" w:styleId="ColourfulListAccent4">
+  <w:style w:type="table" w:styleId="ColorfulList-Accent4">
     <w:name w:val="Colorful List Accent 4"/>
     <w:basedOn w:val="TableNormal"/>
     <w:uiPriority w:val="72"/>
@@ -12245,7 +13086,7 @@
       </w:tcPr>
     </w:tblStylePr>
   </w:style>
-  <w:style w:type="table" w:styleId="ColourfulListAccent5">
+  <w:style w:type="table" w:styleId="ColorfulList-Accent5">
     <w:name w:val="Colorful List Accent 5"/>
     <w:basedOn w:val="TableNormal"/>
     <w:uiPriority w:val="72"/>
@@ -12324,7 +13165,7 @@
       </w:tcPr>
     </w:tblStylePr>
   </w:style>
-  <w:style w:type="table" w:styleId="ColourfulListAccent6">
+  <w:style w:type="table" w:styleId="ColorfulList-Accent6">
     <w:name w:val="Colorful List Accent 6"/>
     <w:basedOn w:val="TableNormal"/>
     <w:uiPriority w:val="72"/>
@@ -12403,7 +13244,7 @@
       </w:tcPr>
     </w:tblStylePr>
   </w:style>
-  <w:style w:type="table" w:styleId="ColourfulGrid">
+  <w:style w:type="table" w:styleId="ColorfulGrid">
     <w:name w:val="Colorful Grid"/>
     <w:basedOn w:val="TableNormal"/>
     <w:uiPriority w:val="73"/>
@@ -12476,7 +13317,7 @@
       </w:tcPr>
     </w:tblStylePr>
   </w:style>
-  <w:style w:type="table" w:styleId="ColourfulGridAccent1">
+  <w:style w:type="table" w:styleId="ColorfulGrid-Accent1">
     <w:name w:val="Colorful Grid Accent 1"/>
     <w:basedOn w:val="TableNormal"/>
     <w:uiPriority w:val="73"/>
@@ -12549,7 +13390,7 @@
       </w:tcPr>
     </w:tblStylePr>
   </w:style>
-  <w:style w:type="table" w:styleId="ColourfulGridAccent2">
+  <w:style w:type="table" w:styleId="ColorfulGrid-Accent2">
     <w:name w:val="Colorful Grid Accent 2"/>
     <w:basedOn w:val="TableNormal"/>
     <w:uiPriority w:val="73"/>
@@ -12622,7 +13463,7 @@
       </w:tcPr>
     </w:tblStylePr>
   </w:style>
-  <w:style w:type="table" w:styleId="ColourfulGridAccent3">
+  <w:style w:type="table" w:styleId="ColorfulGrid-Accent3">
     <w:name w:val="Colorful Grid Accent 3"/>
     <w:basedOn w:val="TableNormal"/>
     <w:uiPriority w:val="73"/>
@@ -12695,7 +13536,7 @@
       </w:tcPr>
     </w:tblStylePr>
   </w:style>
-  <w:style w:type="table" w:styleId="ColourfulGridAccent4">
+  <w:style w:type="table" w:styleId="ColorfulGrid-Accent4">
     <w:name w:val="Colorful Grid Accent 4"/>
     <w:basedOn w:val="TableNormal"/>
     <w:uiPriority w:val="73"/>
@@ -12768,7 +13609,7 @@
       </w:tcPr>
     </w:tblStylePr>
   </w:style>
-  <w:style w:type="table" w:styleId="ColourfulGridAccent5">
+  <w:style w:type="table" w:styleId="ColorfulGrid-Accent5">
     <w:name w:val="Colorful Grid Accent 5"/>
     <w:basedOn w:val="TableNormal"/>
     <w:uiPriority w:val="73"/>
@@ -12841,7 +13682,7 @@
       </w:tcPr>
     </w:tblStylePr>
   </w:style>
-  <w:style w:type="table" w:styleId="ColourfulGridAccent6">
+  <w:style w:type="table" w:styleId="ColorfulGrid-Accent6">
     <w:name w:val="Colorful Grid Accent 6"/>
     <w:basedOn w:val="TableNormal"/>
     <w:uiPriority w:val="73"/>
@@ -13242,10 +14083,9 @@
 </file>
 
 <file path=customXml/itemProps1.xml><?xml version="1.0" encoding="utf-8"?>
-<ds:datastoreItem xmlns:ds="http://schemas.openxmlformats.org/officeDocument/2006/customXml" ds:itemID="{EF278816-EC6F-A645-907D-7F25AECB1D4A}">
+<ds:datastoreItem xmlns:ds="http://schemas.openxmlformats.org/officeDocument/2006/customXml" ds:itemID="{1754F2C8-EDB5-47BD-AA52-4D19F363D6C4}">
   <ds:schemaRefs>
     <ds:schemaRef ds:uri="http://schemas.openxmlformats.org/officeDocument/2006/bibliography"/>
-    <ds:schemaRef ds:uri="http://www.w3.org/2000/xmlns/"/>
   </ds:schemaRefs>
 </ds:datastoreItem>
 </file>